--- a/templates/BSI-letterhead-template.docx
+++ b/templates/BSI-letterhead-template.docx
@@ -249,7 +249,7 @@
       </w:tblGrid>
       <w:tr>
         <w:trPr>
-          <w:trHeight w:val="179959" w:hRule="atLeast"/>
+          <w:trHeight w:val="283" w:hRule="atLeast"/>
         </w:trPr>
         <w:tc>
           <w:tcPr>
@@ -310,7 +310,7 @@
       </w:tr>
       <w:tr>
         <w:trPr>
-          <w:trHeight w:val="179958" w:hRule="atLeast"/>
+          <w:trHeight w:val="283" w:hRule="atLeast"/>
         </w:trPr>
         <w:tc>
           <w:tcPr>
@@ -371,7 +371,7 @@
       </w:tr>
       <w:tr>
         <w:trPr>
-          <w:trHeight w:val="180086" w:hRule="atLeast"/>
+          <w:trHeight w:val="284" w:hRule="atLeast"/>
         </w:trPr>
         <w:tc>
           <w:tcPr>
@@ -432,7 +432,7 @@
       </w:tr>
       <w:tr>
         <w:trPr>
-          <w:trHeight w:val="180086" w:hRule="atLeast"/>
+          <w:trHeight w:val="284" w:hRule="atLeast"/>
         </w:trPr>
         <w:tc>
           <w:tcPr>
@@ -493,7 +493,7 @@
       </w:tr>
       <w:tr>
         <w:trPr>
-          <w:trHeight w:val="179577" w:hRule="atLeast"/>
+          <w:trHeight w:val="283" w:hRule="atLeast"/>
         </w:trPr>
         <w:tc>
           <w:tcPr>
@@ -683,7 +683,7 @@
       </w:tr>
       <w:tr>
         <w:trPr>
-          <w:trHeight w:val="270382" w:hRule="atLeast"/>
+          <w:trHeight w:val="426" w:hRule="atLeast"/>
         </w:trPr>
         <w:tc>
           <w:tcPr>
@@ -911,7 +911,7 @@
       </w:tr>
       <w:tr>
         <w:trPr>
-          <w:trHeight w:val="180594" w:hRule="atLeast"/>
+          <w:trHeight w:val="284" w:hRule="atLeast"/>
         </w:trPr>
         <w:tc>
           <w:tcPr>
@@ -1083,7 +1083,7 @@
       </w:tr>
       <w:tr>
         <w:trPr>
-          <w:trHeight w:val="179958" w:hRule="atLeast"/>
+          <w:trHeight w:val="283" w:hRule="atLeast"/>
         </w:trPr>
         <w:tc>
           <w:tcPr>
@@ -1227,7 +1227,7 @@
       </w:tr>
       <w:tr>
         <w:trPr>
-          <w:trHeight w:val="180339" w:hRule="atLeast"/>
+          <w:trHeight w:val="284" w:hRule="atLeast"/>
         </w:trPr>
         <w:tc>
           <w:tcPr>
@@ -1389,7 +1389,7 @@
       </w:tr>
       <w:tr>
         <w:trPr>
-          <w:trHeight w:val="179705" w:hRule="atLeast"/>
+          <w:trHeight w:val="283" w:hRule="atLeast"/>
         </w:trPr>
         <w:tc>
           <w:tcPr>
@@ -1472,7 +1472,7 @@
       </w:tr>
       <w:tr>
         <w:trPr>
-          <w:trHeight w:val="179324" w:hRule="atLeast"/>
+          <w:trHeight w:val="282" w:hRule="atLeast"/>
         </w:trPr>
         <w:tc>
           <w:tcPr>
@@ -1532,7 +1532,7 @@
       </w:tr>
       <w:tr>
         <w:trPr>
-          <w:trHeight w:val="180086" w:hRule="atLeast"/>
+          <w:trHeight w:val="284" w:hRule="atLeast"/>
         </w:trPr>
         <w:tc>
           <w:tcPr>
@@ -1689,7 +1689,7 @@
       </w:tr>
       <w:tr>
         <w:trPr>
-          <w:trHeight w:val="179959" w:hRule="atLeast"/>
+          <w:trHeight w:val="283" w:hRule="atLeast"/>
         </w:trPr>
         <w:tc>
           <w:tcPr>
@@ -1812,7 +1812,7 @@
       </w:tr>
       <w:tr>
         <w:trPr>
-          <w:trHeight w:val="179958" w:hRule="atLeast"/>
+          <w:trHeight w:val="283" w:hRule="atLeast"/>
         </w:trPr>
         <w:tc>
           <w:tcPr>
@@ -1935,7 +1935,7 @@
       </w:tr>
       <w:tr>
         <w:trPr>
-          <w:trHeight w:val="179959" w:hRule="atLeast"/>
+          <w:trHeight w:val="283" w:hRule="atLeast"/>
         </w:trPr>
         <w:tc>
           <w:tcPr>
@@ -2031,7 +2031,7 @@
       </w:tr>
       <w:tr>
         <w:trPr>
-          <w:trHeight w:val="180086" w:hRule="atLeast"/>
+          <w:trHeight w:val="284" w:hRule="atLeast"/>
         </w:trPr>
         <w:tc>
           <w:tcPr>
@@ -2127,7 +2127,7 @@
       </w:tr>
       <w:tr>
         <w:trPr>
-          <w:trHeight w:val="179959" w:hRule="atLeast"/>
+          <w:trHeight w:val="283" w:hRule="atLeast"/>
         </w:trPr>
         <w:tc>
           <w:tcPr>
@@ -2223,7 +2223,7 @@
       </w:tr>
       <w:tr>
         <w:trPr>
-          <w:trHeight w:val="180086" w:hRule="atLeast"/>
+          <w:trHeight w:val="284" w:hRule="atLeast"/>
         </w:trPr>
         <w:tc>
           <w:tcPr>
@@ -2319,7 +2319,7 @@
       </w:tr>
       <w:tr>
         <w:trPr>
-          <w:trHeight w:val="179958" w:hRule="atLeast"/>
+          <w:trHeight w:val="283" w:hRule="atLeast"/>
         </w:trPr>
         <w:tc>
           <w:tcPr>
@@ -2415,7 +2415,7 @@
       </w:tr>
       <w:tr>
         <w:trPr>
-          <w:trHeight w:val="179959" w:hRule="atLeast"/>
+          <w:trHeight w:val="283" w:hRule="atLeast"/>
         </w:trPr>
         <w:tc>
           <w:tcPr>
@@ -2484,7 +2484,7 @@
       </w:tr>
       <w:tr>
         <w:trPr>
-          <w:trHeight w:val="179959" w:hRule="atLeast"/>
+          <w:trHeight w:val="283" w:hRule="atLeast"/>
         </w:trPr>
         <w:tc>
           <w:tcPr>
@@ -2580,7 +2580,7 @@
       </w:tr>
       <w:tr>
         <w:trPr>
-          <w:trHeight w:val="180086" w:hRule="atLeast"/>
+          <w:trHeight w:val="284" w:hRule="atLeast"/>
         </w:trPr>
         <w:tc>
           <w:tcPr>
@@ -2676,7 +2676,7 @@
       </w:tr>
       <w:tr>
         <w:trPr>
-          <w:trHeight w:val="360044" w:hRule="atLeast"/>
+          <w:trHeight w:val="567" w:hRule="atLeast"/>
         </w:trPr>
         <w:tc>
           <w:tcPr>
@@ -2708,7 +2708,7 @@
       </w:tr>
       <w:tr>
         <w:trPr>
-          <w:trHeight w:val="3149980" w:hRule="atLeast"/>
+          <w:trHeight w:val="4961" w:hRule="atLeast"/>
         </w:trPr>
         <w:tc>
           <w:tcPr>
@@ -2738,7 +2738,7 @@
       </w:tr>
       <w:tr>
         <w:trPr>
-          <w:trHeight w:val="288035" w:hRule="atLeast"/>
+          <w:trHeight w:val="454" w:hRule="atLeast"/>
         </w:trPr>
         <w:tc>
           <w:tcPr>

--- a/templates/BSI-letterhead-template.docx
+++ b/templates/BSI-letterhead-template.docx
@@ -218,7 +218,15 @@
           <w:b/>
           <w:sz w:val="28"/>
         </w:rPr>
-        <w:t>РАСЧЁТ ТЕПЛООБМЕННИКА ТОР - 15М/13</w:t>
+        <w:t xml:space="preserve">РАСЧЁТ ТЕПЛООБМЕННИКА </w:t>
+      </w:r>
+      <w:r>
+        <w:rPr>
+          <w:rFonts w:ascii="Times New Roman" w:hAnsi="Times New Roman"/>
+          <w:b/>
+          <w:sz w:val="28"/>
+        </w:rPr>
+        <w:t>{title_model}</w:t>
       </w:r>
     </w:p>
     <w:tbl>
